--- a/Table5.docx
+++ b/Table5.docx
@@ -26,12 +26,12 @@
       </w:tblPr>
       <w:tblGrid>
         <w:gridCol w:w="1178"/>
-        <w:gridCol w:w="1900"/>
+        <w:gridCol w:w="1909"/>
         <w:gridCol w:w="1980"/>
         <w:gridCol w:w="1200"/>
-        <w:gridCol w:w="1237"/>
-        <w:gridCol w:w="1454"/>
-        <w:gridCol w:w="1625"/>
+        <w:gridCol w:w="1125"/>
+        <w:gridCol w:w="1565"/>
+        <w:gridCol w:w="1616"/>
       </w:tblGrid>
       <w:tr>
         <w:trPr>
@@ -76,7 +76,7 @@
         </w:tc>
         <w:tc>
           <w:tcPr>
-            <w:tcW w:w="1900" w:type="dxa"/>
+            <w:tcW w:w="1909" w:type="dxa"/>
             <w:tcBorders>
               <w:bottom w:val="single" w:sz="12" w:space="0" w:color="DDDDDD"/>
             </w:tcBorders>
@@ -112,13 +112,56 @@
                 <w:spacing w:val="-4"/>
                 <w:sz w:val="19"/>
               </w:rPr>
+              <w:t>(A)</w:t>
+            </w:r>
+          </w:p>
+        </w:tc>
+        <w:tc>
+          <w:tcPr>
+            <w:tcW w:w="1980" w:type="dxa"/>
+            <w:tcBorders>
+              <w:bottom w:val="single" w:sz="12" w:space="0" w:color="DDDDDD"/>
+            </w:tcBorders>
+          </w:tcPr>
+          <w:p>
+            <w:pPr>
+              <w:pStyle w:val="TableParagraph"/>
+              <w:spacing w:line="254" w:lineRule="auto" w:before="0"/>
+              <w:ind w:left="200"/>
+              <w:rPr>
+                <w:rFonts w:ascii="Arial Black"/>
+                <w:sz w:val="19"/>
+              </w:rPr>
+            </w:pPr>
+            <w:r>
+              <w:rPr>
+                <w:rFonts w:ascii="Arial Black"/>
+                <w:w w:val="90"/>
+                <w:sz w:val="19"/>
+              </w:rPr>
+              <w:t>Clustering </w:t>
+            </w:r>
+            <w:r>
+              <w:rPr>
+                <w:rFonts w:ascii="Arial Black"/>
+                <w:w w:val="90"/>
+                <w:sz w:val="19"/>
+              </w:rPr>
+              <w:t>coeff. </w:t>
+            </w:r>
+            <w:r>
+              <w:rPr>
+                <w:rFonts w:ascii="Arial Black"/>
+                <w:spacing w:val="-4"/>
+                <w:sz w:val="19"/>
+              </w:rPr>
               <w:t>(T)</w:t>
             </w:r>
           </w:p>
         </w:tc>
         <w:tc>
           <w:tcPr>
-            <w:tcW w:w="1980" w:type="dxa"/>
+            <w:tcW w:w="1200" w:type="dxa"/>
             <w:tcBorders>
               <w:bottom w:val="single" w:sz="12" w:space="0" w:color="DDDDDD"/>
             </w:tcBorders>
@@ -127,27 +170,35 @@
             <w:pPr>
               <w:pStyle w:val="TableParagraph"/>
               <w:spacing w:line="254" w:lineRule="auto" w:before="0"/>
-              <w:ind w:left="191"/>
-              <w:rPr>
-                <w:rFonts w:ascii="Arial Black"/>
-                <w:sz w:val="19"/>
-              </w:rPr>
-            </w:pPr>
-            <w:r>
-              <w:rPr>
-                <w:rFonts w:ascii="Arial Black"/>
-                <w:w w:val="90"/>
-                <w:sz w:val="19"/>
-              </w:rPr>
-              <w:t>Clustering </w:t>
-            </w:r>
-            <w:r>
-              <w:rPr>
-                <w:rFonts w:ascii="Arial Black"/>
-                <w:w w:val="90"/>
-                <w:sz w:val="19"/>
-              </w:rPr>
-              <w:t>coeff. </w:t>
+              <w:ind w:left="191" w:right="282"/>
+              <w:rPr>
+                <w:rFonts w:ascii="Arial Black"/>
+                <w:sz w:val="19"/>
+              </w:rPr>
+            </w:pPr>
+            <w:r>
+              <w:rPr>
+                <w:rFonts w:ascii="Arial Black"/>
+                <w:spacing w:val="-6"/>
+                <w:sz w:val="19"/>
+              </w:rPr>
+              <w:t>Mean</w:t>
+            </w:r>
+            <w:r>
+              <w:rPr>
+                <w:rFonts w:ascii="Arial Black"/>
+                <w:spacing w:val="-13"/>
+                <w:sz w:val="19"/>
+              </w:rPr>
+              <w:t> </w:t>
+            </w:r>
+            <w:r>
+              <w:rPr>
+                <w:rFonts w:ascii="Arial Black"/>
+                <w:spacing w:val="-6"/>
+                <w:sz w:val="19"/>
+              </w:rPr>
+              <w:t>k </w:t>
             </w:r>
             <w:r>
               <w:rPr>
@@ -161,7 +212,7 @@
         </w:tc>
         <w:tc>
           <w:tcPr>
-            <w:tcW w:w="1200" w:type="dxa"/>
+            <w:tcW w:w="1125" w:type="dxa"/>
             <w:tcBorders>
               <w:bottom w:val="single" w:sz="12" w:space="0" w:color="DDDDDD"/>
             </w:tcBorders>
@@ -170,7 +221,7 @@
             <w:pPr>
               <w:pStyle w:val="TableParagraph"/>
               <w:spacing w:line="254" w:lineRule="auto" w:before="0"/>
-              <w:ind w:left="200" w:right="273"/>
+              <w:ind w:left="181" w:right="217"/>
               <w:rPr>
                 <w:rFonts w:ascii="Arial Black"/>
                 <w:sz w:val="19"/>
@@ -212,7 +263,7 @@
         </w:tc>
         <w:tc>
           <w:tcPr>
-            <w:tcW w:w="1237" w:type="dxa"/>
+            <w:tcW w:w="1565" w:type="dxa"/>
             <w:tcBorders>
               <w:bottom w:val="single" w:sz="12" w:space="0" w:color="DDDDDD"/>
             </w:tcBorders>
@@ -221,7 +272,7 @@
             <w:pPr>
               <w:pStyle w:val="TableParagraph"/>
               <w:spacing w:line="254" w:lineRule="auto" w:before="0"/>
-              <w:ind w:left="172" w:right="338"/>
+              <w:ind w:left="228" w:right="197"/>
               <w:rPr>
                 <w:rFonts w:ascii="Arial Black"/>
                 <w:sz w:val="19"/>
@@ -233,7 +284,7 @@
                 <w:spacing w:val="-6"/>
                 <w:sz w:val="19"/>
               </w:rPr>
-              <w:t>Mean</w:t>
+              <w:t>Path</w:t>
             </w:r>
             <w:r>
               <w:rPr>
@@ -249,7 +300,7 @@
                 <w:spacing w:val="-6"/>
                 <w:sz w:val="19"/>
               </w:rPr>
-              <w:t>k </w:t>
+              <w:t>length </w:t>
             </w:r>
             <w:r>
               <w:rPr>
@@ -263,7 +314,7 @@
         </w:tc>
         <w:tc>
           <w:tcPr>
-            <w:tcW w:w="1454" w:type="dxa"/>
+            <w:tcW w:w="1616" w:type="dxa"/>
             <w:tcBorders>
               <w:bottom w:val="single" w:sz="12" w:space="0" w:color="DDDDDD"/>
             </w:tcBorders>
@@ -272,7 +323,7 @@
             <w:pPr>
               <w:pStyle w:val="TableParagraph"/>
               <w:spacing w:line="254" w:lineRule="auto" w:before="0"/>
-              <w:ind w:left="125" w:right="189"/>
+              <w:ind w:left="209" w:right="267"/>
               <w:rPr>
                 <w:rFonts w:ascii="Arial Black"/>
                 <w:sz w:val="19"/>
@@ -309,57 +360,6 @@
                 <w:sz w:val="19"/>
               </w:rPr>
               <w:t>(T)</w:t>
-            </w:r>
-          </w:p>
-        </w:tc>
-        <w:tc>
-          <w:tcPr>
-            <w:tcW w:w="1625" w:type="dxa"/>
-            <w:tcBorders>
-              <w:bottom w:val="single" w:sz="12" w:space="0" w:color="DDDDDD"/>
-            </w:tcBorders>
-          </w:tcPr>
-          <w:p>
-            <w:pPr>
-              <w:pStyle w:val="TableParagraph"/>
-              <w:spacing w:line="254" w:lineRule="auto" w:before="0"/>
-              <w:ind w:left="199" w:right="286"/>
-              <w:rPr>
-                <w:rFonts w:ascii="Arial Black"/>
-                <w:sz w:val="19"/>
-              </w:rPr>
-            </w:pPr>
-            <w:r>
-              <w:rPr>
-                <w:rFonts w:ascii="Arial Black"/>
-                <w:spacing w:val="-6"/>
-                <w:sz w:val="19"/>
-              </w:rPr>
-              <w:t>Path</w:t>
-            </w:r>
-            <w:r>
-              <w:rPr>
-                <w:rFonts w:ascii="Arial Black"/>
-                <w:spacing w:val="-13"/>
-                <w:sz w:val="19"/>
-              </w:rPr>
-              <w:t> </w:t>
-            </w:r>
-            <w:r>
-              <w:rPr>
-                <w:rFonts w:ascii="Arial Black"/>
-                <w:spacing w:val="-6"/>
-                <w:sz w:val="19"/>
-              </w:rPr>
-              <w:t>length </w:t>
-            </w:r>
-            <w:r>
-              <w:rPr>
-                <w:rFonts w:ascii="Arial Black"/>
-                <w:spacing w:val="-4"/>
-                <w:sz w:val="19"/>
-              </w:rPr>
-              <w:t>(A)</w:t>
             </w:r>
           </w:p>
         </w:tc>
@@ -394,7 +394,7 @@
         </w:tc>
         <w:tc>
           <w:tcPr>
-            <w:tcW w:w="1900" w:type="dxa"/>
+            <w:tcW w:w="1909" w:type="dxa"/>
             <w:tcBorders>
               <w:top w:val="single" w:sz="12" w:space="0" w:color="DDDDDD"/>
               <w:bottom w:val="single" w:sz="6" w:space="0" w:color="DDDDDD"/>
@@ -412,7 +412,7 @@
                 <w:spacing w:val="-4"/>
                 <w:sz w:val="19"/>
               </w:rPr>
-              <w:t>0.19</w:t>
+              <w:t>0.56</w:t>
             </w:r>
           </w:p>
         </w:tc>
@@ -427,6 +427,31 @@
           <w:p>
             <w:pPr>
               <w:pStyle w:val="TableParagraph"/>
+              <w:ind w:left="200"/>
+              <w:rPr>
+                <w:sz w:val="19"/>
+              </w:rPr>
+            </w:pPr>
+            <w:r>
+              <w:rPr>
+                <w:spacing w:val="-4"/>
+                <w:sz w:val="19"/>
+              </w:rPr>
+              <w:t>0.52</w:t>
+            </w:r>
+          </w:p>
+        </w:tc>
+        <w:tc>
+          <w:tcPr>
+            <w:tcW w:w="1200" w:type="dxa"/>
+            <w:tcBorders>
+              <w:top w:val="single" w:sz="12" w:space="0" w:color="DDDDDD"/>
+              <w:bottom w:val="single" w:sz="6" w:space="0" w:color="DDDDDD"/>
+            </w:tcBorders>
+          </w:tcPr>
+          <w:p>
+            <w:pPr>
+              <w:pStyle w:val="TableParagraph"/>
               <w:ind w:left="191"/>
               <w:rPr>
                 <w:sz w:val="19"/>
@@ -434,16 +459,16 @@
             </w:pPr>
             <w:r>
               <w:rPr>
-                <w:spacing w:val="-5"/>
-                <w:sz w:val="19"/>
-              </w:rPr>
-              <w:t>0.2</w:t>
-            </w:r>
-          </w:p>
-        </w:tc>
-        <w:tc>
-          <w:tcPr>
-            <w:tcW w:w="1200" w:type="dxa"/>
+                <w:spacing w:val="-4"/>
+                <w:sz w:val="19"/>
+              </w:rPr>
+              <w:t>6.48</w:t>
+            </w:r>
+          </w:p>
+        </w:tc>
+        <w:tc>
+          <w:tcPr>
+            <w:tcW w:w="1125" w:type="dxa"/>
             <w:tcBorders>
               <w:top w:val="single" w:sz="12" w:space="0" w:color="DDDDDD"/>
               <w:bottom w:val="single" w:sz="6" w:space="0" w:color="DDDDDD"/>
@@ -452,23 +477,23 @@
           <w:p>
             <w:pPr>
               <w:pStyle w:val="TableParagraph"/>
-              <w:ind w:left="200"/>
-              <w:rPr>
-                <w:sz w:val="19"/>
-              </w:rPr>
-            </w:pPr>
-            <w:r>
-              <w:rPr>
-                <w:spacing w:val="-4"/>
-                <w:sz w:val="19"/>
-              </w:rPr>
-              <w:t>3.55</w:t>
-            </w:r>
-          </w:p>
-        </w:tc>
-        <w:tc>
-          <w:tcPr>
-            <w:tcW w:w="1237" w:type="dxa"/>
+              <w:ind w:left="181"/>
+              <w:rPr>
+                <w:sz w:val="19"/>
+              </w:rPr>
+            </w:pPr>
+            <w:r>
+              <w:rPr>
+                <w:spacing w:val="-4"/>
+                <w:sz w:val="19"/>
+              </w:rPr>
+              <w:t>4.72</w:t>
+            </w:r>
+          </w:p>
+        </w:tc>
+        <w:tc>
+          <w:tcPr>
+            <w:tcW w:w="1565" w:type="dxa"/>
             <w:tcBorders>
               <w:top w:val="single" w:sz="12" w:space="0" w:color="DDDDDD"/>
               <w:bottom w:val="single" w:sz="6" w:space="0" w:color="DDDDDD"/>
@@ -477,23 +502,23 @@
           <w:p>
             <w:pPr>
               <w:pStyle w:val="TableParagraph"/>
-              <w:ind w:left="172"/>
-              <w:rPr>
-                <w:sz w:val="19"/>
-              </w:rPr>
-            </w:pPr>
-            <w:r>
-              <w:rPr>
-                <w:spacing w:val="-4"/>
-                <w:sz w:val="19"/>
-              </w:rPr>
-              <w:t>4.59</w:t>
-            </w:r>
-          </w:p>
-        </w:tc>
-        <w:tc>
-          <w:tcPr>
-            <w:tcW w:w="1454" w:type="dxa"/>
+              <w:ind w:left="228"/>
+              <w:rPr>
+                <w:sz w:val="19"/>
+              </w:rPr>
+            </w:pPr>
+            <w:r>
+              <w:rPr>
+                <w:spacing w:val="-4"/>
+                <w:sz w:val="19"/>
+              </w:rPr>
+              <w:t>0.23</w:t>
+            </w:r>
+          </w:p>
+        </w:tc>
+        <w:tc>
+          <w:tcPr>
+            <w:tcW w:w="1616" w:type="dxa"/>
             <w:tcBorders>
               <w:top w:val="single" w:sz="12" w:space="0" w:color="DDDDDD"/>
               <w:bottom w:val="single" w:sz="6" w:space="0" w:color="DDDDDD"/>
@@ -502,42 +527,17 @@
           <w:p>
             <w:pPr>
               <w:pStyle w:val="TableParagraph"/>
-              <w:ind w:left="125"/>
-              <w:rPr>
-                <w:sz w:val="19"/>
-              </w:rPr>
-            </w:pPr>
-            <w:r>
-              <w:rPr>
-                <w:spacing w:val="-4"/>
-                <w:sz w:val="19"/>
-              </w:rPr>
-              <w:t>0.11</w:t>
-            </w:r>
-          </w:p>
-        </w:tc>
-        <w:tc>
-          <w:tcPr>
-            <w:tcW w:w="1625" w:type="dxa"/>
-            <w:tcBorders>
-              <w:top w:val="single" w:sz="12" w:space="0" w:color="DDDDDD"/>
-              <w:bottom w:val="single" w:sz="6" w:space="0" w:color="DDDDDD"/>
-            </w:tcBorders>
-          </w:tcPr>
-          <w:p>
-            <w:pPr>
-              <w:pStyle w:val="TableParagraph"/>
-              <w:ind w:left="199"/>
-              <w:rPr>
-                <w:sz w:val="19"/>
-              </w:rPr>
-            </w:pPr>
-            <w:r>
-              <w:rPr>
-                <w:spacing w:val="-5"/>
-                <w:sz w:val="19"/>
-              </w:rPr>
-              <w:t>0.4</w:t>
+              <w:ind w:left="209"/>
+              <w:rPr>
+                <w:sz w:val="19"/>
+              </w:rPr>
+            </w:pPr>
+            <w:r>
+              <w:rPr>
+                <w:spacing w:val="-4"/>
+                <w:sz w:val="19"/>
+              </w:rPr>
+              <w:t>0.27</w:t>
             </w:r>
           </w:p>
         </w:tc>
@@ -572,25 +572,25 @@
         </w:tc>
         <w:tc>
           <w:tcPr>
-            <w:tcW w:w="1900" w:type="dxa"/>
-            <w:tcBorders>
-              <w:top w:val="single" w:sz="6" w:space="0" w:color="DDDDDD"/>
-              <w:bottom w:val="single" w:sz="6" w:space="0" w:color="DDDDDD"/>
-            </w:tcBorders>
-          </w:tcPr>
-          <w:p>
-            <w:pPr>
-              <w:pStyle w:val="TableParagraph"/>
-              <w:rPr>
-                <w:sz w:val="19"/>
-              </w:rPr>
-            </w:pPr>
-            <w:r>
-              <w:rPr>
-                <w:spacing w:val="-4"/>
-                <w:sz w:val="19"/>
-              </w:rPr>
-              <w:t>0.27</w:t>
+            <w:tcW w:w="1909" w:type="dxa"/>
+            <w:tcBorders>
+              <w:top w:val="single" w:sz="6" w:space="0" w:color="DDDDDD"/>
+              <w:bottom w:val="single" w:sz="6" w:space="0" w:color="DDDDDD"/>
+            </w:tcBorders>
+          </w:tcPr>
+          <w:p>
+            <w:pPr>
+              <w:pStyle w:val="TableParagraph"/>
+              <w:rPr>
+                <w:sz w:val="19"/>
+              </w:rPr>
+            </w:pPr>
+            <w:r>
+              <w:rPr>
+                <w:spacing w:val="-4"/>
+                <w:sz w:val="19"/>
+              </w:rPr>
+              <w:t>0.73</w:t>
             </w:r>
           </w:p>
         </w:tc>
@@ -605,6 +605,31 @@
           <w:p>
             <w:pPr>
               <w:pStyle w:val="TableParagraph"/>
+              <w:ind w:left="200"/>
+              <w:rPr>
+                <w:sz w:val="19"/>
+              </w:rPr>
+            </w:pPr>
+            <w:r>
+              <w:rPr>
+                <w:spacing w:val="-4"/>
+                <w:sz w:val="19"/>
+              </w:rPr>
+              <w:t>0.61</w:t>
+            </w:r>
+          </w:p>
+        </w:tc>
+        <w:tc>
+          <w:tcPr>
+            <w:tcW w:w="1200" w:type="dxa"/>
+            <w:tcBorders>
+              <w:top w:val="single" w:sz="6" w:space="0" w:color="DDDDDD"/>
+              <w:bottom w:val="single" w:sz="6" w:space="0" w:color="DDDDDD"/>
+            </w:tcBorders>
+          </w:tcPr>
+          <w:p>
+            <w:pPr>
+              <w:pStyle w:val="TableParagraph"/>
               <w:ind w:left="191"/>
               <w:rPr>
                 <w:sz w:val="19"/>
@@ -612,75 +637,50 @@
             </w:pPr>
             <w:r>
               <w:rPr>
-                <w:spacing w:val="-5"/>
-                <w:sz w:val="19"/>
-              </w:rPr>
-              <w:t>0.4</w:t>
-            </w:r>
-          </w:p>
-        </w:tc>
-        <w:tc>
-          <w:tcPr>
-            <w:tcW w:w="1200" w:type="dxa"/>
-            <w:tcBorders>
-              <w:top w:val="single" w:sz="6" w:space="0" w:color="DDDDDD"/>
-              <w:bottom w:val="single" w:sz="6" w:space="0" w:color="DDDDDD"/>
-            </w:tcBorders>
-          </w:tcPr>
-          <w:p>
-            <w:pPr>
-              <w:pStyle w:val="TableParagraph"/>
-              <w:ind w:left="200"/>
-              <w:rPr>
-                <w:sz w:val="19"/>
-              </w:rPr>
-            </w:pPr>
-            <w:r>
-              <w:rPr>
-                <w:spacing w:val="-4"/>
-                <w:sz w:val="19"/>
-              </w:rPr>
-              <w:t>2.47</w:t>
-            </w:r>
-          </w:p>
-        </w:tc>
-        <w:tc>
-          <w:tcPr>
-            <w:tcW w:w="1237" w:type="dxa"/>
-            <w:tcBorders>
-              <w:top w:val="single" w:sz="6" w:space="0" w:color="DDDDDD"/>
-              <w:bottom w:val="single" w:sz="6" w:space="0" w:color="DDDDDD"/>
-            </w:tcBorders>
-          </w:tcPr>
-          <w:p>
-            <w:pPr>
-              <w:pStyle w:val="TableParagraph"/>
-              <w:ind w:left="172"/>
-              <w:rPr>
-                <w:sz w:val="19"/>
-              </w:rPr>
-            </w:pPr>
-            <w:r>
-              <w:rPr>
-                <w:spacing w:val="-4"/>
-                <w:sz w:val="19"/>
-              </w:rPr>
-              <w:t>6.75</w:t>
-            </w:r>
-          </w:p>
-        </w:tc>
-        <w:tc>
-          <w:tcPr>
-            <w:tcW w:w="1454" w:type="dxa"/>
-            <w:tcBorders>
-              <w:top w:val="single" w:sz="6" w:space="0" w:color="DDDDDD"/>
-              <w:bottom w:val="single" w:sz="6" w:space="0" w:color="DDDDDD"/>
-            </w:tcBorders>
-          </w:tcPr>
-          <w:p>
-            <w:pPr>
-              <w:pStyle w:val="TableParagraph"/>
-              <w:ind w:left="125"/>
+                <w:spacing w:val="-2"/>
+                <w:sz w:val="19"/>
+              </w:rPr>
+              <w:t>12.12</w:t>
+            </w:r>
+          </w:p>
+        </w:tc>
+        <w:tc>
+          <w:tcPr>
+            <w:tcW w:w="1125" w:type="dxa"/>
+            <w:tcBorders>
+              <w:top w:val="single" w:sz="6" w:space="0" w:color="DDDDDD"/>
+              <w:bottom w:val="single" w:sz="6" w:space="0" w:color="DDDDDD"/>
+            </w:tcBorders>
+          </w:tcPr>
+          <w:p>
+            <w:pPr>
+              <w:pStyle w:val="TableParagraph"/>
+              <w:ind w:left="181"/>
+              <w:rPr>
+                <w:sz w:val="19"/>
+              </w:rPr>
+            </w:pPr>
+            <w:r>
+              <w:rPr>
+                <w:spacing w:val="-4"/>
+                <w:sz w:val="19"/>
+              </w:rPr>
+              <w:t>8.86</w:t>
+            </w:r>
+          </w:p>
+        </w:tc>
+        <w:tc>
+          <w:tcPr>
+            <w:tcW w:w="1565" w:type="dxa"/>
+            <w:tcBorders>
+              <w:top w:val="single" w:sz="6" w:space="0" w:color="DDDDDD"/>
+              <w:bottom w:val="single" w:sz="6" w:space="0" w:color="DDDDDD"/>
+            </w:tcBorders>
+          </w:tcPr>
+          <w:p>
+            <w:pPr>
+              <w:pStyle w:val="TableParagraph"/>
+              <w:ind w:left="228"/>
               <w:rPr>
                 <w:sz w:val="19"/>
               </w:rPr>
@@ -696,26 +696,26 @@
         </w:tc>
         <w:tc>
           <w:tcPr>
-            <w:tcW w:w="1625" w:type="dxa"/>
-            <w:tcBorders>
-              <w:top w:val="single" w:sz="6" w:space="0" w:color="DDDDDD"/>
-              <w:bottom w:val="single" w:sz="6" w:space="0" w:color="DDDDDD"/>
-            </w:tcBorders>
-          </w:tcPr>
-          <w:p>
-            <w:pPr>
-              <w:pStyle w:val="TableParagraph"/>
-              <w:ind w:left="199"/>
-              <w:rPr>
-                <w:sz w:val="19"/>
-              </w:rPr>
-            </w:pPr>
-            <w:r>
-              <w:rPr>
-                <w:spacing w:val="-4"/>
-                <w:sz w:val="19"/>
-              </w:rPr>
-              <w:t>0.33</w:t>
+            <w:tcW w:w="1616" w:type="dxa"/>
+            <w:tcBorders>
+              <w:top w:val="single" w:sz="6" w:space="0" w:color="DDDDDD"/>
+              <w:bottom w:val="single" w:sz="6" w:space="0" w:color="DDDDDD"/>
+            </w:tcBorders>
+          </w:tcPr>
+          <w:p>
+            <w:pPr>
+              <w:pStyle w:val="TableParagraph"/>
+              <w:ind w:left="209"/>
+              <w:rPr>
+                <w:sz w:val="19"/>
+              </w:rPr>
+            </w:pPr>
+            <w:r>
+              <w:rPr>
+                <w:spacing w:val="-4"/>
+                <w:sz w:val="19"/>
+              </w:rPr>
+              <w:t>0.22</w:t>
             </w:r>
           </w:p>
         </w:tc>
@@ -750,25 +750,25 @@
         </w:tc>
         <w:tc>
           <w:tcPr>
-            <w:tcW w:w="1900" w:type="dxa"/>
-            <w:tcBorders>
-              <w:top w:val="single" w:sz="6" w:space="0" w:color="DDDDDD"/>
-              <w:bottom w:val="single" w:sz="6" w:space="0" w:color="DDDDDD"/>
-            </w:tcBorders>
-          </w:tcPr>
-          <w:p>
-            <w:pPr>
-              <w:pStyle w:val="TableParagraph"/>
-              <w:rPr>
-                <w:sz w:val="19"/>
-              </w:rPr>
-            </w:pPr>
-            <w:r>
-              <w:rPr>
-                <w:spacing w:val="-4"/>
-                <w:sz w:val="19"/>
-              </w:rPr>
-              <w:t>0.21</w:t>
+            <w:tcW w:w="1909" w:type="dxa"/>
+            <w:tcBorders>
+              <w:top w:val="single" w:sz="6" w:space="0" w:color="DDDDDD"/>
+              <w:bottom w:val="single" w:sz="6" w:space="0" w:color="DDDDDD"/>
+            </w:tcBorders>
+          </w:tcPr>
+          <w:p>
+            <w:pPr>
+              <w:pStyle w:val="TableParagraph"/>
+              <w:rPr>
+                <w:sz w:val="19"/>
+              </w:rPr>
+            </w:pPr>
+            <w:r>
+              <w:rPr>
+                <w:spacing w:val="-4"/>
+                <w:sz w:val="19"/>
+              </w:rPr>
+              <w:t>0.68</w:t>
             </w:r>
           </w:p>
         </w:tc>
@@ -783,6 +783,31 @@
           <w:p>
             <w:pPr>
               <w:pStyle w:val="TableParagraph"/>
+              <w:ind w:left="200"/>
+              <w:rPr>
+                <w:sz w:val="19"/>
+              </w:rPr>
+            </w:pPr>
+            <w:r>
+              <w:rPr>
+                <w:spacing w:val="-4"/>
+                <w:sz w:val="19"/>
+              </w:rPr>
+              <w:t>0.61</w:t>
+            </w:r>
+          </w:p>
+        </w:tc>
+        <w:tc>
+          <w:tcPr>
+            <w:tcW w:w="1200" w:type="dxa"/>
+            <w:tcBorders>
+              <w:top w:val="single" w:sz="6" w:space="0" w:color="DDDDDD"/>
+              <w:bottom w:val="single" w:sz="6" w:space="0" w:color="DDDDDD"/>
+            </w:tcBorders>
+          </w:tcPr>
+          <w:p>
+            <w:pPr>
+              <w:pStyle w:val="TableParagraph"/>
               <w:ind w:left="191"/>
               <w:rPr>
                 <w:sz w:val="19"/>
@@ -790,110 +815,85 @@
             </w:pPr>
             <w:r>
               <w:rPr>
-                <w:spacing w:val="-4"/>
-                <w:sz w:val="19"/>
-              </w:rPr>
-              <w:t>0.45</w:t>
-            </w:r>
-          </w:p>
-        </w:tc>
-        <w:tc>
-          <w:tcPr>
-            <w:tcW w:w="1200" w:type="dxa"/>
-            <w:tcBorders>
-              <w:top w:val="single" w:sz="6" w:space="0" w:color="DDDDDD"/>
-              <w:bottom w:val="single" w:sz="6" w:space="0" w:color="DDDDDD"/>
-            </w:tcBorders>
-          </w:tcPr>
-          <w:p>
-            <w:pPr>
-              <w:pStyle w:val="TableParagraph"/>
-              <w:ind w:left="200"/>
-              <w:rPr>
-                <w:sz w:val="19"/>
-              </w:rPr>
-            </w:pPr>
-            <w:r>
-              <w:rPr>
-                <w:spacing w:val="-4"/>
-                <w:sz w:val="19"/>
-              </w:rPr>
-              <w:t>4.34</w:t>
-            </w:r>
-          </w:p>
-        </w:tc>
-        <w:tc>
-          <w:tcPr>
-            <w:tcW w:w="1237" w:type="dxa"/>
-            <w:tcBorders>
-              <w:top w:val="single" w:sz="6" w:space="0" w:color="DDDDDD"/>
-              <w:bottom w:val="single" w:sz="6" w:space="0" w:color="DDDDDD"/>
-            </w:tcBorders>
-          </w:tcPr>
-          <w:p>
-            <w:pPr>
-              <w:pStyle w:val="TableParagraph"/>
-              <w:ind w:left="172"/>
-              <w:rPr>
-                <w:sz w:val="19"/>
-              </w:rPr>
-            </w:pPr>
-            <w:r>
-              <w:rPr>
-                <w:spacing w:val="-4"/>
-                <w:sz w:val="19"/>
-              </w:rPr>
-              <w:t>9.99</w:t>
-            </w:r>
-          </w:p>
-        </w:tc>
-        <w:tc>
-          <w:tcPr>
-            <w:tcW w:w="1454" w:type="dxa"/>
-            <w:tcBorders>
-              <w:top w:val="single" w:sz="6" w:space="0" w:color="DDDDDD"/>
-              <w:bottom w:val="single" w:sz="6" w:space="0" w:color="DDDDDD"/>
-            </w:tcBorders>
-          </w:tcPr>
-          <w:p>
-            <w:pPr>
-              <w:pStyle w:val="TableParagraph"/>
-              <w:ind w:left="125"/>
-              <w:rPr>
-                <w:sz w:val="19"/>
-              </w:rPr>
-            </w:pPr>
-            <w:r>
-              <w:rPr>
-                <w:spacing w:val="-4"/>
-                <w:sz w:val="19"/>
-              </w:rPr>
-              <w:t>0.33</w:t>
-            </w:r>
-          </w:p>
-        </w:tc>
-        <w:tc>
-          <w:tcPr>
-            <w:tcW w:w="1625" w:type="dxa"/>
-            <w:tcBorders>
-              <w:top w:val="single" w:sz="6" w:space="0" w:color="DDDDDD"/>
-              <w:bottom w:val="single" w:sz="6" w:space="0" w:color="DDDDDD"/>
-            </w:tcBorders>
-          </w:tcPr>
-          <w:p>
-            <w:pPr>
-              <w:pStyle w:val="TableParagraph"/>
-              <w:ind w:left="199"/>
-              <w:rPr>
-                <w:sz w:val="19"/>
-              </w:rPr>
-            </w:pPr>
-            <w:r>
-              <w:rPr>
-                <w:spacing w:val="-4"/>
-                <w:sz w:val="19"/>
-              </w:rPr>
-              <w:t>0.42</w:t>
+                <w:spacing w:val="-5"/>
+                <w:sz w:val="19"/>
+              </w:rPr>
+              <w:t>7.5</w:t>
+            </w:r>
+          </w:p>
+        </w:tc>
+        <w:tc>
+          <w:tcPr>
+            <w:tcW w:w="1125" w:type="dxa"/>
+            <w:tcBorders>
+              <w:top w:val="single" w:sz="6" w:space="0" w:color="DDDDDD"/>
+              <w:bottom w:val="single" w:sz="6" w:space="0" w:color="DDDDDD"/>
+            </w:tcBorders>
+          </w:tcPr>
+          <w:p>
+            <w:pPr>
+              <w:pStyle w:val="TableParagraph"/>
+              <w:ind w:left="181"/>
+              <w:rPr>
+                <w:sz w:val="19"/>
+              </w:rPr>
+            </w:pPr>
+            <w:r>
+              <w:rPr>
+                <w:spacing w:val="-4"/>
+                <w:sz w:val="19"/>
+              </w:rPr>
+              <w:t>7.15</w:t>
+            </w:r>
+          </w:p>
+        </w:tc>
+        <w:tc>
+          <w:tcPr>
+            <w:tcW w:w="1565" w:type="dxa"/>
+            <w:tcBorders>
+              <w:top w:val="single" w:sz="6" w:space="0" w:color="DDDDDD"/>
+              <w:bottom w:val="single" w:sz="6" w:space="0" w:color="DDDDDD"/>
+            </w:tcBorders>
+          </w:tcPr>
+          <w:p>
+            <w:pPr>
+              <w:pStyle w:val="TableParagraph"/>
+              <w:ind w:left="228"/>
+              <w:rPr>
+                <w:sz w:val="19"/>
+              </w:rPr>
+            </w:pPr>
+            <w:r>
+              <w:rPr>
+                <w:spacing w:val="-4"/>
+                <w:sz w:val="19"/>
+              </w:rPr>
+              <w:t>0.27</w:t>
+            </w:r>
+          </w:p>
+        </w:tc>
+        <w:tc>
+          <w:tcPr>
+            <w:tcW w:w="1616" w:type="dxa"/>
+            <w:tcBorders>
+              <w:top w:val="single" w:sz="6" w:space="0" w:color="DDDDDD"/>
+              <w:bottom w:val="single" w:sz="6" w:space="0" w:color="DDDDDD"/>
+            </w:tcBorders>
+          </w:tcPr>
+          <w:p>
+            <w:pPr>
+              <w:pStyle w:val="TableParagraph"/>
+              <w:ind w:left="209"/>
+              <w:rPr>
+                <w:sz w:val="19"/>
+              </w:rPr>
+            </w:pPr>
+            <w:r>
+              <w:rPr>
+                <w:spacing w:val="-4"/>
+                <w:sz w:val="19"/>
+              </w:rPr>
+              <w:t>0.26</w:t>
             </w:r>
           </w:p>
         </w:tc>
@@ -928,25 +928,25 @@
         </w:tc>
         <w:tc>
           <w:tcPr>
-            <w:tcW w:w="1900" w:type="dxa"/>
-            <w:tcBorders>
-              <w:top w:val="single" w:sz="6" w:space="0" w:color="DDDDDD"/>
-              <w:bottom w:val="single" w:sz="6" w:space="0" w:color="DDDDDD"/>
-            </w:tcBorders>
-          </w:tcPr>
-          <w:p>
-            <w:pPr>
-              <w:pStyle w:val="TableParagraph"/>
-              <w:rPr>
-                <w:sz w:val="19"/>
-              </w:rPr>
-            </w:pPr>
-            <w:r>
-              <w:rPr>
-                <w:spacing w:val="-4"/>
-                <w:sz w:val="19"/>
-              </w:rPr>
-              <w:t>0.23</w:t>
+            <w:tcW w:w="1909" w:type="dxa"/>
+            <w:tcBorders>
+              <w:top w:val="single" w:sz="6" w:space="0" w:color="DDDDDD"/>
+              <w:bottom w:val="single" w:sz="6" w:space="0" w:color="DDDDDD"/>
+            </w:tcBorders>
+          </w:tcPr>
+          <w:p>
+            <w:pPr>
+              <w:pStyle w:val="TableParagraph"/>
+              <w:rPr>
+                <w:sz w:val="19"/>
+              </w:rPr>
+            </w:pPr>
+            <w:r>
+              <w:rPr>
+                <w:spacing w:val="-5"/>
+                <w:sz w:val="19"/>
+              </w:rPr>
+              <w:t>0.6</w:t>
             </w:r>
           </w:p>
         </w:tc>
@@ -961,6 +961,31 @@
           <w:p>
             <w:pPr>
               <w:pStyle w:val="TableParagraph"/>
+              <w:ind w:left="200"/>
+              <w:rPr>
+                <w:sz w:val="19"/>
+              </w:rPr>
+            </w:pPr>
+            <w:r>
+              <w:rPr>
+                <w:spacing w:val="-4"/>
+                <w:sz w:val="19"/>
+              </w:rPr>
+              <w:t>0.54</w:t>
+            </w:r>
+          </w:p>
+        </w:tc>
+        <w:tc>
+          <w:tcPr>
+            <w:tcW w:w="1200" w:type="dxa"/>
+            <w:tcBorders>
+              <w:top w:val="single" w:sz="6" w:space="0" w:color="DDDDDD"/>
+              <w:bottom w:val="single" w:sz="6" w:space="0" w:color="DDDDDD"/>
+            </w:tcBorders>
+          </w:tcPr>
+          <w:p>
+            <w:pPr>
+              <w:pStyle w:val="TableParagraph"/>
               <w:ind w:left="191"/>
               <w:rPr>
                 <w:sz w:val="19"/>
@@ -971,107 +996,82 @@
                 <w:spacing w:val="-4"/>
                 <w:sz w:val="19"/>
               </w:rPr>
-              <w:t>0.45</w:t>
-            </w:r>
-          </w:p>
-        </w:tc>
-        <w:tc>
-          <w:tcPr>
-            <w:tcW w:w="1200" w:type="dxa"/>
-            <w:tcBorders>
-              <w:top w:val="single" w:sz="6" w:space="0" w:color="DDDDDD"/>
-              <w:bottom w:val="single" w:sz="6" w:space="0" w:color="DDDDDD"/>
-            </w:tcBorders>
-          </w:tcPr>
-          <w:p>
-            <w:pPr>
-              <w:pStyle w:val="TableParagraph"/>
-              <w:ind w:left="200"/>
-              <w:rPr>
-                <w:sz w:val="19"/>
-              </w:rPr>
-            </w:pPr>
-            <w:r>
-              <w:rPr>
-                <w:spacing w:val="-4"/>
-                <w:sz w:val="19"/>
-              </w:rPr>
-              <w:t>4.03</w:t>
-            </w:r>
-          </w:p>
-        </w:tc>
-        <w:tc>
-          <w:tcPr>
-            <w:tcW w:w="1237" w:type="dxa"/>
-            <w:tcBorders>
-              <w:top w:val="single" w:sz="6" w:space="0" w:color="DDDDDD"/>
-              <w:bottom w:val="single" w:sz="6" w:space="0" w:color="DDDDDD"/>
-            </w:tcBorders>
-          </w:tcPr>
-          <w:p>
-            <w:pPr>
-              <w:pStyle w:val="TableParagraph"/>
-              <w:ind w:left="172"/>
-              <w:rPr>
-                <w:sz w:val="19"/>
-              </w:rPr>
-            </w:pPr>
-            <w:r>
-              <w:rPr>
-                <w:spacing w:val="-4"/>
-                <w:sz w:val="19"/>
-              </w:rPr>
-              <w:t>5.83</w:t>
-            </w:r>
-          </w:p>
-        </w:tc>
-        <w:tc>
-          <w:tcPr>
-            <w:tcW w:w="1454" w:type="dxa"/>
-            <w:tcBorders>
-              <w:top w:val="single" w:sz="6" w:space="0" w:color="DDDDDD"/>
-              <w:bottom w:val="single" w:sz="6" w:space="0" w:color="DDDDDD"/>
-            </w:tcBorders>
-          </w:tcPr>
-          <w:p>
-            <w:pPr>
-              <w:pStyle w:val="TableParagraph"/>
-              <w:ind w:left="125"/>
-              <w:rPr>
-                <w:sz w:val="19"/>
-              </w:rPr>
-            </w:pPr>
-            <w:r>
-              <w:rPr>
-                <w:spacing w:val="-4"/>
-                <w:sz w:val="19"/>
-              </w:rPr>
-              <w:t>0.18</w:t>
-            </w:r>
-          </w:p>
-        </w:tc>
-        <w:tc>
-          <w:tcPr>
-            <w:tcW w:w="1625" w:type="dxa"/>
-            <w:tcBorders>
-              <w:top w:val="single" w:sz="6" w:space="0" w:color="DDDDDD"/>
-              <w:bottom w:val="single" w:sz="6" w:space="0" w:color="DDDDDD"/>
-            </w:tcBorders>
-          </w:tcPr>
-          <w:p>
-            <w:pPr>
-              <w:pStyle w:val="TableParagraph"/>
-              <w:ind w:left="199"/>
-              <w:rPr>
-                <w:sz w:val="19"/>
-              </w:rPr>
-            </w:pPr>
-            <w:r>
-              <w:rPr>
-                <w:spacing w:val="-4"/>
-                <w:sz w:val="19"/>
-              </w:rPr>
-              <w:t>0.43</w:t>
+              <w:t>5.38</w:t>
+            </w:r>
+          </w:p>
+        </w:tc>
+        <w:tc>
+          <w:tcPr>
+            <w:tcW w:w="1125" w:type="dxa"/>
+            <w:tcBorders>
+              <w:top w:val="single" w:sz="6" w:space="0" w:color="DDDDDD"/>
+              <w:bottom w:val="single" w:sz="6" w:space="0" w:color="DDDDDD"/>
+            </w:tcBorders>
+          </w:tcPr>
+          <w:p>
+            <w:pPr>
+              <w:pStyle w:val="TableParagraph"/>
+              <w:ind w:left="181"/>
+              <w:rPr>
+                <w:sz w:val="19"/>
+              </w:rPr>
+            </w:pPr>
+            <w:r>
+              <w:rPr>
+                <w:spacing w:val="-4"/>
+                <w:sz w:val="19"/>
+              </w:rPr>
+              <w:t>5.29</w:t>
+            </w:r>
+          </w:p>
+        </w:tc>
+        <w:tc>
+          <w:tcPr>
+            <w:tcW w:w="1565" w:type="dxa"/>
+            <w:tcBorders>
+              <w:top w:val="single" w:sz="6" w:space="0" w:color="DDDDDD"/>
+              <w:bottom w:val="single" w:sz="6" w:space="0" w:color="DDDDDD"/>
+            </w:tcBorders>
+          </w:tcPr>
+          <w:p>
+            <w:pPr>
+              <w:pStyle w:val="TableParagraph"/>
+              <w:ind w:left="228"/>
+              <w:rPr>
+                <w:sz w:val="19"/>
+              </w:rPr>
+            </w:pPr>
+            <w:r>
+              <w:rPr>
+                <w:spacing w:val="-5"/>
+                <w:sz w:val="19"/>
+              </w:rPr>
+              <w:t>0.3</w:t>
+            </w:r>
+          </w:p>
+        </w:tc>
+        <w:tc>
+          <w:tcPr>
+            <w:tcW w:w="1616" w:type="dxa"/>
+            <w:tcBorders>
+              <w:top w:val="single" w:sz="6" w:space="0" w:color="DDDDDD"/>
+              <w:bottom w:val="single" w:sz="6" w:space="0" w:color="DDDDDD"/>
+            </w:tcBorders>
+          </w:tcPr>
+          <w:p>
+            <w:pPr>
+              <w:pStyle w:val="TableParagraph"/>
+              <w:ind w:left="209"/>
+              <w:rPr>
+                <w:sz w:val="19"/>
+              </w:rPr>
+            </w:pPr>
+            <w:r>
+              <w:rPr>
+                <w:spacing w:val="-5"/>
+                <w:sz w:val="19"/>
+              </w:rPr>
+              <w:t>0.2</w:t>
             </w:r>
           </w:p>
         </w:tc>
@@ -1107,25 +1107,25 @@
         </w:tc>
         <w:tc>
           <w:tcPr>
-            <w:tcW w:w="1900" w:type="dxa"/>
-            <w:tcBorders>
-              <w:top w:val="single" w:sz="6" w:space="0" w:color="DDDDDD"/>
-              <w:bottom w:val="single" w:sz="6" w:space="0" w:color="DDDDDD"/>
-            </w:tcBorders>
-          </w:tcPr>
-          <w:p>
-            <w:pPr>
-              <w:pStyle w:val="TableParagraph"/>
-              <w:rPr>
-                <w:sz w:val="19"/>
-              </w:rPr>
-            </w:pPr>
-            <w:r>
-              <w:rPr>
-                <w:spacing w:val="-4"/>
-                <w:sz w:val="19"/>
-              </w:rPr>
-              <w:t>0.42</w:t>
+            <w:tcW w:w="1909" w:type="dxa"/>
+            <w:tcBorders>
+              <w:top w:val="single" w:sz="6" w:space="0" w:color="DDDDDD"/>
+              <w:bottom w:val="single" w:sz="6" w:space="0" w:color="DDDDDD"/>
+            </w:tcBorders>
+          </w:tcPr>
+          <w:p>
+            <w:pPr>
+              <w:pStyle w:val="TableParagraph"/>
+              <w:rPr>
+                <w:sz w:val="19"/>
+              </w:rPr>
+            </w:pPr>
+            <w:r>
+              <w:rPr>
+                <w:spacing w:val="-4"/>
+                <w:sz w:val="19"/>
+              </w:rPr>
+              <w:t>0.65</w:t>
             </w:r>
           </w:p>
         </w:tc>
@@ -1140,6 +1140,31 @@
           <w:p>
             <w:pPr>
               <w:pStyle w:val="TableParagraph"/>
+              <w:ind w:left="200"/>
+              <w:rPr>
+                <w:sz w:val="19"/>
+              </w:rPr>
+            </w:pPr>
+            <w:r>
+              <w:rPr>
+                <w:spacing w:val="-4"/>
+                <w:sz w:val="19"/>
+              </w:rPr>
+              <w:t>0.61</w:t>
+            </w:r>
+          </w:p>
+        </w:tc>
+        <w:tc>
+          <w:tcPr>
+            <w:tcW w:w="1200" w:type="dxa"/>
+            <w:tcBorders>
+              <w:top w:val="single" w:sz="6" w:space="0" w:color="DDDDDD"/>
+              <w:bottom w:val="single" w:sz="6" w:space="0" w:color="DDDDDD"/>
+            </w:tcBorders>
+          </w:tcPr>
+          <w:p>
+            <w:pPr>
+              <w:pStyle w:val="TableParagraph"/>
               <w:ind w:left="191"/>
               <w:rPr>
                 <w:sz w:val="19"/>
@@ -1150,107 +1175,82 @@
                 <w:spacing w:val="-4"/>
                 <w:sz w:val="19"/>
               </w:rPr>
-              <w:t>0.45</w:t>
-            </w:r>
-          </w:p>
-        </w:tc>
-        <w:tc>
-          <w:tcPr>
-            <w:tcW w:w="1200" w:type="dxa"/>
-            <w:tcBorders>
-              <w:top w:val="single" w:sz="6" w:space="0" w:color="DDDDDD"/>
-              <w:bottom w:val="single" w:sz="6" w:space="0" w:color="DDDDDD"/>
-            </w:tcBorders>
-          </w:tcPr>
-          <w:p>
-            <w:pPr>
-              <w:pStyle w:val="TableParagraph"/>
-              <w:ind w:left="200"/>
-              <w:rPr>
-                <w:sz w:val="19"/>
-              </w:rPr>
-            </w:pPr>
-            <w:r>
-              <w:rPr>
-                <w:spacing w:val="-4"/>
-                <w:sz w:val="19"/>
-              </w:rPr>
-              <w:t>2.39</w:t>
-            </w:r>
-          </w:p>
-        </w:tc>
-        <w:tc>
-          <w:tcPr>
-            <w:tcW w:w="1237" w:type="dxa"/>
-            <w:tcBorders>
-              <w:top w:val="single" w:sz="6" w:space="0" w:color="DDDDDD"/>
-              <w:bottom w:val="single" w:sz="6" w:space="0" w:color="DDDDDD"/>
-            </w:tcBorders>
-          </w:tcPr>
-          <w:p>
-            <w:pPr>
-              <w:pStyle w:val="TableParagraph"/>
-              <w:ind w:left="172"/>
-              <w:rPr>
-                <w:sz w:val="19"/>
-              </w:rPr>
-            </w:pPr>
-            <w:r>
-              <w:rPr>
-                <w:spacing w:val="-4"/>
-                <w:sz w:val="19"/>
-              </w:rPr>
-              <w:t>4.47</w:t>
-            </w:r>
-          </w:p>
-        </w:tc>
-        <w:tc>
-          <w:tcPr>
-            <w:tcW w:w="1454" w:type="dxa"/>
-            <w:tcBorders>
-              <w:top w:val="single" w:sz="6" w:space="0" w:color="DDDDDD"/>
-              <w:bottom w:val="single" w:sz="6" w:space="0" w:color="DDDDDD"/>
-            </w:tcBorders>
-          </w:tcPr>
-          <w:p>
-            <w:pPr>
-              <w:pStyle w:val="TableParagraph"/>
-              <w:ind w:left="125"/>
-              <w:rPr>
-                <w:sz w:val="19"/>
-              </w:rPr>
-            </w:pPr>
-            <w:r>
-              <w:rPr>
-                <w:spacing w:val="-4"/>
-                <w:sz w:val="19"/>
-              </w:rPr>
-              <w:t>0.38</w:t>
-            </w:r>
-          </w:p>
-        </w:tc>
-        <w:tc>
-          <w:tcPr>
-            <w:tcW w:w="1625" w:type="dxa"/>
-            <w:tcBorders>
-              <w:top w:val="single" w:sz="6" w:space="0" w:color="DDDDDD"/>
-              <w:bottom w:val="single" w:sz="6" w:space="0" w:color="DDDDDD"/>
-            </w:tcBorders>
-          </w:tcPr>
-          <w:p>
-            <w:pPr>
-              <w:pStyle w:val="TableParagraph"/>
-              <w:ind w:left="199"/>
-              <w:rPr>
-                <w:sz w:val="19"/>
-              </w:rPr>
-            </w:pPr>
-            <w:r>
-              <w:rPr>
-                <w:spacing w:val="-4"/>
-                <w:sz w:val="19"/>
-              </w:rPr>
-              <w:t>0.54</w:t>
+              <w:t>7.49</w:t>
+            </w:r>
+          </w:p>
+        </w:tc>
+        <w:tc>
+          <w:tcPr>
+            <w:tcW w:w="1125" w:type="dxa"/>
+            <w:tcBorders>
+              <w:top w:val="single" w:sz="6" w:space="0" w:color="DDDDDD"/>
+              <w:bottom w:val="single" w:sz="6" w:space="0" w:color="DDDDDD"/>
+            </w:tcBorders>
+          </w:tcPr>
+          <w:p>
+            <w:pPr>
+              <w:pStyle w:val="TableParagraph"/>
+              <w:ind w:left="181"/>
+              <w:rPr>
+                <w:sz w:val="19"/>
+              </w:rPr>
+            </w:pPr>
+            <w:r>
+              <w:rPr>
+                <w:spacing w:val="-4"/>
+                <w:sz w:val="19"/>
+              </w:rPr>
+              <w:t>6.39</w:t>
+            </w:r>
+          </w:p>
+        </w:tc>
+        <w:tc>
+          <w:tcPr>
+            <w:tcW w:w="1565" w:type="dxa"/>
+            <w:tcBorders>
+              <w:top w:val="single" w:sz="6" w:space="0" w:color="DDDDDD"/>
+              <w:bottom w:val="single" w:sz="6" w:space="0" w:color="DDDDDD"/>
+            </w:tcBorders>
+          </w:tcPr>
+          <w:p>
+            <w:pPr>
+              <w:pStyle w:val="TableParagraph"/>
+              <w:ind w:left="228"/>
+              <w:rPr>
+                <w:sz w:val="19"/>
+              </w:rPr>
+            </w:pPr>
+            <w:r>
+              <w:rPr>
+                <w:spacing w:val="-4"/>
+                <w:sz w:val="19"/>
+              </w:rPr>
+              <w:t>0.27</w:t>
+            </w:r>
+          </w:p>
+        </w:tc>
+        <w:tc>
+          <w:tcPr>
+            <w:tcW w:w="1616" w:type="dxa"/>
+            <w:tcBorders>
+              <w:top w:val="single" w:sz="6" w:space="0" w:color="DDDDDD"/>
+              <w:bottom w:val="single" w:sz="6" w:space="0" w:color="DDDDDD"/>
+            </w:tcBorders>
+          </w:tcPr>
+          <w:p>
+            <w:pPr>
+              <w:pStyle w:val="TableParagraph"/>
+              <w:ind w:left="209"/>
+              <w:rPr>
+                <w:sz w:val="19"/>
+              </w:rPr>
+            </w:pPr>
+            <w:r>
+              <w:rPr>
+                <w:spacing w:val="-4"/>
+                <w:sz w:val="19"/>
+              </w:rPr>
+              <w:t>0.32</w:t>
             </w:r>
           </w:p>
         </w:tc>
@@ -1285,25 +1285,25 @@
         </w:tc>
         <w:tc>
           <w:tcPr>
-            <w:tcW w:w="1900" w:type="dxa"/>
-            <w:tcBorders>
-              <w:top w:val="single" w:sz="6" w:space="0" w:color="DDDDDD"/>
-              <w:bottom w:val="single" w:sz="6" w:space="0" w:color="DDDDDD"/>
-            </w:tcBorders>
-          </w:tcPr>
-          <w:p>
-            <w:pPr>
-              <w:pStyle w:val="TableParagraph"/>
-              <w:rPr>
-                <w:sz w:val="19"/>
-              </w:rPr>
-            </w:pPr>
-            <w:r>
-              <w:rPr>
-                <w:spacing w:val="-4"/>
-                <w:sz w:val="19"/>
-              </w:rPr>
-              <w:t>0.36</w:t>
+            <w:tcW w:w="1909" w:type="dxa"/>
+            <w:tcBorders>
+              <w:top w:val="single" w:sz="6" w:space="0" w:color="DDDDDD"/>
+              <w:bottom w:val="single" w:sz="6" w:space="0" w:color="DDDDDD"/>
+            </w:tcBorders>
+          </w:tcPr>
+          <w:p>
+            <w:pPr>
+              <w:pStyle w:val="TableParagraph"/>
+              <w:rPr>
+                <w:sz w:val="19"/>
+              </w:rPr>
+            </w:pPr>
+            <w:r>
+              <w:rPr>
+                <w:spacing w:val="-4"/>
+                <w:sz w:val="19"/>
+              </w:rPr>
+              <w:t>0.73</w:t>
             </w:r>
           </w:p>
         </w:tc>
@@ -1318,6 +1318,31 @@
           <w:p>
             <w:pPr>
               <w:pStyle w:val="TableParagraph"/>
+              <w:ind w:left="200"/>
+              <w:rPr>
+                <w:sz w:val="19"/>
+              </w:rPr>
+            </w:pPr>
+            <w:r>
+              <w:rPr>
+                <w:spacing w:val="-4"/>
+                <w:sz w:val="19"/>
+              </w:rPr>
+              <w:t>0.65</w:t>
+            </w:r>
+          </w:p>
+        </w:tc>
+        <w:tc>
+          <w:tcPr>
+            <w:tcW w:w="1200" w:type="dxa"/>
+            <w:tcBorders>
+              <w:top w:val="single" w:sz="6" w:space="0" w:color="DDDDDD"/>
+              <w:bottom w:val="single" w:sz="6" w:space="0" w:color="DDDDDD"/>
+            </w:tcBorders>
+          </w:tcPr>
+          <w:p>
+            <w:pPr>
+              <w:pStyle w:val="TableParagraph"/>
               <w:ind w:left="191"/>
               <w:rPr>
                 <w:sz w:val="19"/>
@@ -1325,117 +1350,92 @@
             </w:pPr>
             <w:r>
               <w:rPr>
-                <w:spacing w:val="-4"/>
-                <w:sz w:val="19"/>
-              </w:rPr>
-              <w:t>0.47</w:t>
-            </w:r>
-          </w:p>
-        </w:tc>
-        <w:tc>
-          <w:tcPr>
-            <w:tcW w:w="1200" w:type="dxa"/>
-            <w:tcBorders>
-              <w:top w:val="single" w:sz="6" w:space="0" w:color="DDDDDD"/>
-              <w:bottom w:val="single" w:sz="6" w:space="0" w:color="DDDDDD"/>
-            </w:tcBorders>
-          </w:tcPr>
-          <w:p>
-            <w:pPr>
-              <w:pStyle w:val="TableParagraph"/>
-              <w:ind w:left="200"/>
-              <w:rPr>
-                <w:sz w:val="19"/>
-              </w:rPr>
-            </w:pPr>
-            <w:r>
-              <w:rPr>
-                <w:spacing w:val="-4"/>
-                <w:sz w:val="19"/>
-              </w:rPr>
-              <w:t>3.18</w:t>
-            </w:r>
-          </w:p>
-        </w:tc>
-        <w:tc>
-          <w:tcPr>
-            <w:tcW w:w="1237" w:type="dxa"/>
-            <w:tcBorders>
-              <w:top w:val="single" w:sz="6" w:space="0" w:color="DDDDDD"/>
-              <w:bottom w:val="single" w:sz="6" w:space="0" w:color="DDDDDD"/>
-            </w:tcBorders>
-          </w:tcPr>
-          <w:p>
-            <w:pPr>
-              <w:pStyle w:val="TableParagraph"/>
-              <w:ind w:left="172"/>
-              <w:rPr>
-                <w:sz w:val="19"/>
-              </w:rPr>
-            </w:pPr>
-            <w:r>
-              <w:rPr>
-                <w:spacing w:val="-4"/>
-                <w:sz w:val="19"/>
-              </w:rPr>
-              <w:t>3.66</w:t>
-            </w:r>
-          </w:p>
-        </w:tc>
-        <w:tc>
-          <w:tcPr>
-            <w:tcW w:w="1454" w:type="dxa"/>
-            <w:tcBorders>
-              <w:top w:val="single" w:sz="6" w:space="0" w:color="DDDDDD"/>
-              <w:bottom w:val="single" w:sz="6" w:space="0" w:color="DDDDDD"/>
-            </w:tcBorders>
-          </w:tcPr>
-          <w:p>
-            <w:pPr>
-              <w:pStyle w:val="TableParagraph"/>
-              <w:ind w:left="125"/>
-              <w:rPr>
-                <w:sz w:val="19"/>
-              </w:rPr>
-            </w:pPr>
-            <w:r>
-              <w:rPr>
-                <w:spacing w:val="-4"/>
-                <w:sz w:val="19"/>
-              </w:rPr>
-              <w:t>0.26</w:t>
-            </w:r>
-          </w:p>
-        </w:tc>
-        <w:tc>
-          <w:tcPr>
-            <w:tcW w:w="1625" w:type="dxa"/>
-            <w:tcBorders>
-              <w:top w:val="single" w:sz="6" w:space="0" w:color="DDDDDD"/>
-              <w:bottom w:val="single" w:sz="6" w:space="0" w:color="DDDDDD"/>
-            </w:tcBorders>
-          </w:tcPr>
-          <w:p>
-            <w:pPr>
-              <w:pStyle w:val="TableParagraph"/>
-              <w:ind w:left="199"/>
-              <w:rPr>
-                <w:sz w:val="19"/>
-              </w:rPr>
-            </w:pPr>
-            <w:r>
-              <w:rPr>
-                <w:spacing w:val="-4"/>
-                <w:sz w:val="19"/>
-              </w:rPr>
-              <w:t>0.42</w:t>
+                <w:spacing w:val="-5"/>
+                <w:sz w:val="19"/>
+              </w:rPr>
+              <w:t>7.6</w:t>
+            </w:r>
+          </w:p>
+        </w:tc>
+        <w:tc>
+          <w:tcPr>
+            <w:tcW w:w="1125" w:type="dxa"/>
+            <w:tcBorders>
+              <w:top w:val="single" w:sz="6" w:space="0" w:color="DDDDDD"/>
+              <w:bottom w:val="single" w:sz="6" w:space="0" w:color="DDDDDD"/>
+            </w:tcBorders>
+          </w:tcPr>
+          <w:p>
+            <w:pPr>
+              <w:pStyle w:val="TableParagraph"/>
+              <w:ind w:left="181"/>
+              <w:rPr>
+                <w:sz w:val="19"/>
+              </w:rPr>
+            </w:pPr>
+            <w:r>
+              <w:rPr>
+                <w:spacing w:val="-4"/>
+                <w:sz w:val="19"/>
+              </w:rPr>
+              <w:t>7.84</w:t>
+            </w:r>
+          </w:p>
+        </w:tc>
+        <w:tc>
+          <w:tcPr>
+            <w:tcW w:w="1565" w:type="dxa"/>
+            <w:tcBorders>
+              <w:top w:val="single" w:sz="6" w:space="0" w:color="DDDDDD"/>
+              <w:bottom w:val="single" w:sz="6" w:space="0" w:color="DDDDDD"/>
+            </w:tcBorders>
+          </w:tcPr>
+          <w:p>
+            <w:pPr>
+              <w:pStyle w:val="TableParagraph"/>
+              <w:ind w:left="228"/>
+              <w:rPr>
+                <w:sz w:val="19"/>
+              </w:rPr>
+            </w:pPr>
+            <w:r>
+              <w:rPr>
+                <w:spacing w:val="-4"/>
+                <w:sz w:val="19"/>
+              </w:rPr>
+              <w:t>0.27</w:t>
+            </w:r>
+          </w:p>
+        </w:tc>
+        <w:tc>
+          <w:tcPr>
+            <w:tcW w:w="1616" w:type="dxa"/>
+            <w:tcBorders>
+              <w:top w:val="single" w:sz="6" w:space="0" w:color="DDDDDD"/>
+              <w:bottom w:val="single" w:sz="6" w:space="0" w:color="DDDDDD"/>
+            </w:tcBorders>
+          </w:tcPr>
+          <w:p>
+            <w:pPr>
+              <w:pStyle w:val="TableParagraph"/>
+              <w:ind w:left="209"/>
+              <w:rPr>
+                <w:sz w:val="19"/>
+              </w:rPr>
+            </w:pPr>
+            <w:r>
+              <w:rPr>
+                <w:spacing w:val="-4"/>
+                <w:sz w:val="19"/>
+              </w:rPr>
+              <w:t>0.21</w:t>
             </w:r>
           </w:p>
         </w:tc>
       </w:tr>
       <w:tr>
         <w:trPr>
-          <w:trHeight w:val="387" w:hRule="atLeast"/>
+          <w:trHeight w:val="657" w:hRule="atLeast"/>
         </w:trPr>
         <w:tc>
           <w:tcPr>
@@ -1447,7 +1447,6 @@
           <w:p>
             <w:pPr>
               <w:pStyle w:val="TableParagraph"/>
-              <w:spacing w:line="245" w:lineRule="exact"/>
               <w:rPr>
                 <w:sz w:val="19"/>
               </w:rPr>
@@ -1476,15 +1475,14 @@
         </w:tc>
         <w:tc>
           <w:tcPr>
-            <w:tcW w:w="1900" w:type="dxa"/>
-            <w:tcBorders>
-              <w:top w:val="single" w:sz="6" w:space="0" w:color="DDDDDD"/>
-            </w:tcBorders>
-          </w:tcPr>
-          <w:p>
-            <w:pPr>
-              <w:pStyle w:val="TableParagraph"/>
-              <w:spacing w:line="245" w:lineRule="exact"/>
+            <w:tcW w:w="1909" w:type="dxa"/>
+            <w:tcBorders>
+              <w:top w:val="single" w:sz="6" w:space="0" w:color="DDDDDD"/>
+            </w:tcBorders>
+          </w:tcPr>
+          <w:p>
+            <w:pPr>
+              <w:pStyle w:val="TableParagraph"/>
               <w:rPr>
                 <w:sz w:val="19"/>
               </w:rPr>
@@ -1494,7 +1492,7 @@
                 <w:w w:val="90"/>
                 <w:sz w:val="19"/>
               </w:rPr>
-              <w:t>0.28</w:t>
+              <w:t>0.66</w:t>
             </w:r>
             <w:r>
               <w:rPr>
@@ -1508,7 +1506,7 @@
                 <w:spacing w:val="-2"/>
                 <w:sz w:val="19"/>
               </w:rPr>
-              <w:t>(0.09)</w:t>
+              <w:t>(0.07)</w:t>
             </w:r>
           </w:p>
         </w:tc>
@@ -1522,7 +1520,44 @@
           <w:p>
             <w:pPr>
               <w:pStyle w:val="TableParagraph"/>
-              <w:spacing w:line="245" w:lineRule="exact"/>
+              <w:ind w:left="200"/>
+              <w:rPr>
+                <w:sz w:val="19"/>
+              </w:rPr>
+            </w:pPr>
+            <w:r>
+              <w:rPr>
+                <w:w w:val="90"/>
+                <w:sz w:val="19"/>
+              </w:rPr>
+              <w:t>0.59</w:t>
+            </w:r>
+            <w:r>
+              <w:rPr>
+                <w:spacing w:val="-6"/>
+                <w:sz w:val="19"/>
+              </w:rPr>
+              <w:t> </w:t>
+            </w:r>
+            <w:r>
+              <w:rPr>
+                <w:spacing w:val="-2"/>
+                <w:sz w:val="19"/>
+              </w:rPr>
+              <w:t>(0.05)</w:t>
+            </w:r>
+          </w:p>
+        </w:tc>
+        <w:tc>
+          <w:tcPr>
+            <w:tcW w:w="1200" w:type="dxa"/>
+            <w:tcBorders>
+              <w:top w:val="single" w:sz="6" w:space="0" w:color="DDDDDD"/>
+            </w:tcBorders>
+          </w:tcPr>
+          <w:p>
+            <w:pPr>
+              <w:pStyle w:val="TableParagraph"/>
               <w:ind w:left="191"/>
               <w:rPr>
                 <w:sz w:val="19"/>
@@ -1533,14 +1568,93 @@
                 <w:w w:val="90"/>
                 <w:sz w:val="19"/>
               </w:rPr>
-              <w:t>0.4</w:t>
-            </w:r>
-            <w:r>
-              <w:rPr>
-                <w:spacing w:val="-1"/>
+              <w:t>7.76</w:t>
+            </w:r>
+            <w:r>
+              <w:rPr>
+                <w:spacing w:val="-6"/>
+                <w:sz w:val="19"/>
+              </w:rPr>
+              <w:t> </w:t>
+            </w:r>
+            <w:r>
+              <w:rPr>
+                <w:spacing w:val="-2"/>
+                <w:sz w:val="19"/>
+              </w:rPr>
+              <w:t>(2.3)</w:t>
+            </w:r>
+          </w:p>
+        </w:tc>
+        <w:tc>
+          <w:tcPr>
+            <w:tcW w:w="1125" w:type="dxa"/>
+            <w:tcBorders>
+              <w:top w:val="single" w:sz="6" w:space="0" w:color="DDDDDD"/>
+            </w:tcBorders>
+          </w:tcPr>
+          <w:p>
+            <w:pPr>
+              <w:pStyle w:val="TableParagraph"/>
+              <w:spacing w:line="281" w:lineRule="exact"/>
+              <w:ind w:left="181"/>
+              <w:rPr>
+                <w:sz w:val="19"/>
+              </w:rPr>
+            </w:pPr>
+            <w:r>
+              <w:rPr>
+                <w:spacing w:val="-4"/>
+                <w:sz w:val="19"/>
+              </w:rPr>
+              <w:t>6.71</w:t>
+            </w:r>
+          </w:p>
+          <w:p>
+            <w:pPr>
+              <w:pStyle w:val="TableParagraph"/>
+              <w:spacing w:line="235" w:lineRule="exact" w:before="0"/>
+              <w:ind w:left="181"/>
+              <w:rPr>
+                <w:sz w:val="19"/>
+              </w:rPr>
+            </w:pPr>
+            <w:r>
+              <w:rPr>
+                <w:spacing w:val="-2"/>
+                <w:sz w:val="19"/>
+              </w:rPr>
+              <w:t>(1.56)</w:t>
+            </w:r>
+          </w:p>
+        </w:tc>
+        <w:tc>
+          <w:tcPr>
+            <w:tcW w:w="1565" w:type="dxa"/>
+            <w:tcBorders>
+              <w:top w:val="single" w:sz="6" w:space="0" w:color="DDDDDD"/>
+            </w:tcBorders>
+          </w:tcPr>
+          <w:p>
+            <w:pPr>
+              <w:pStyle w:val="TableParagraph"/>
+              <w:ind w:left="228"/>
+              <w:rPr>
+                <w:sz w:val="19"/>
+              </w:rPr>
+            </w:pPr>
+            <w:r>
+              <w:rPr>
                 <w:w w:val="90"/>
                 <w:sz w:val="19"/>
               </w:rPr>
+              <w:t>0.25</w:t>
+            </w:r>
+            <w:r>
+              <w:rPr>
+                <w:spacing w:val="-6"/>
+                <w:sz w:val="19"/>
+              </w:rPr>
               <w:t> </w:t>
             </w:r>
             <w:r>
@@ -1548,22 +1662,21 @@
                 <w:spacing w:val="-2"/>
                 <w:sz w:val="19"/>
               </w:rPr>
-              <w:t>(0.1)</w:t>
-            </w:r>
-          </w:p>
-        </w:tc>
-        <w:tc>
-          <w:tcPr>
-            <w:tcW w:w="1200" w:type="dxa"/>
-            <w:tcBorders>
-              <w:top w:val="single" w:sz="6" w:space="0" w:color="DDDDDD"/>
-            </w:tcBorders>
-          </w:tcPr>
-          <w:p>
-            <w:pPr>
-              <w:pStyle w:val="TableParagraph"/>
-              <w:spacing w:line="245" w:lineRule="exact"/>
-              <w:ind w:left="200"/>
+              <w:t>(0.04)</w:t>
+            </w:r>
+          </w:p>
+        </w:tc>
+        <w:tc>
+          <w:tcPr>
+            <w:tcW w:w="1616" w:type="dxa"/>
+            <w:tcBorders>
+              <w:top w:val="single" w:sz="6" w:space="0" w:color="DDDDDD"/>
+            </w:tcBorders>
+          </w:tcPr>
+          <w:p>
+            <w:pPr>
+              <w:pStyle w:val="TableParagraph"/>
+              <w:ind w:left="209"/>
               <w:rPr>
                 <w:sz w:val="19"/>
               </w:rPr>
@@ -1573,7 +1686,7 @@
                 <w:w w:val="90"/>
                 <w:sz w:val="19"/>
               </w:rPr>
-              <w:t>3.33</w:t>
+              <w:t>0.25</w:t>
             </w:r>
             <w:r>
               <w:rPr>
@@ -1587,124 +1700,7 @@
                 <w:spacing w:val="-2"/>
                 <w:sz w:val="19"/>
               </w:rPr>
-              <w:t>(0.8)</w:t>
-            </w:r>
-          </w:p>
-        </w:tc>
-        <w:tc>
-          <w:tcPr>
-            <w:tcW w:w="1237" w:type="dxa"/>
-            <w:tcBorders>
-              <w:top w:val="single" w:sz="6" w:space="0" w:color="DDDDDD"/>
-            </w:tcBorders>
-          </w:tcPr>
-          <w:p>
-            <w:pPr>
-              <w:pStyle w:val="TableParagraph"/>
-              <w:spacing w:line="245" w:lineRule="exact"/>
-              <w:ind w:left="172"/>
-              <w:rPr>
-                <w:sz w:val="19"/>
-              </w:rPr>
-            </w:pPr>
-            <w:r>
-              <w:rPr>
-                <w:w w:val="90"/>
-                <w:sz w:val="19"/>
-              </w:rPr>
-              <w:t>5.88</w:t>
-            </w:r>
-            <w:r>
-              <w:rPr>
-                <w:spacing w:val="-6"/>
-                <w:sz w:val="19"/>
-              </w:rPr>
-              <w:t> </w:t>
-            </w:r>
-            <w:r>
-              <w:rPr>
-                <w:spacing w:val="-2"/>
-                <w:sz w:val="19"/>
-              </w:rPr>
-              <w:t>(2.29)</w:t>
-            </w:r>
-          </w:p>
-        </w:tc>
-        <w:tc>
-          <w:tcPr>
-            <w:tcW w:w="1454" w:type="dxa"/>
-            <w:tcBorders>
-              <w:top w:val="single" w:sz="6" w:space="0" w:color="DDDDDD"/>
-            </w:tcBorders>
-          </w:tcPr>
-          <w:p>
-            <w:pPr>
-              <w:pStyle w:val="TableParagraph"/>
-              <w:spacing w:line="245" w:lineRule="exact"/>
-              <w:ind w:left="125"/>
-              <w:rPr>
-                <w:sz w:val="19"/>
-              </w:rPr>
-            </w:pPr>
-            <w:r>
-              <w:rPr>
-                <w:w w:val="90"/>
-                <w:sz w:val="19"/>
-              </w:rPr>
-              <w:t>0.24</w:t>
-            </w:r>
-            <w:r>
-              <w:rPr>
-                <w:spacing w:val="-6"/>
-                <w:sz w:val="19"/>
-              </w:rPr>
-              <w:t> </w:t>
-            </w:r>
-            <w:r>
-              <w:rPr>
-                <w:spacing w:val="-2"/>
-                <w:sz w:val="19"/>
-              </w:rPr>
-              <w:t>(0.1)</w:t>
-            </w:r>
-          </w:p>
-        </w:tc>
-        <w:tc>
-          <w:tcPr>
-            <w:tcW w:w="1625" w:type="dxa"/>
-            <w:tcBorders>
-              <w:top w:val="single" w:sz="6" w:space="0" w:color="DDDDDD"/>
-            </w:tcBorders>
-          </w:tcPr>
-          <w:p>
-            <w:pPr>
-              <w:pStyle w:val="TableParagraph"/>
-              <w:spacing w:line="245" w:lineRule="exact"/>
-              <w:ind w:left="199"/>
-              <w:rPr>
-                <w:sz w:val="19"/>
-              </w:rPr>
-            </w:pPr>
-            <w:r>
-              <w:rPr>
-                <w:w w:val="90"/>
-                <w:sz w:val="19"/>
-              </w:rPr>
-              <w:t>0.42</w:t>
-            </w:r>
-            <w:r>
-              <w:rPr>
-                <w:spacing w:val="-6"/>
-                <w:sz w:val="19"/>
-              </w:rPr>
-              <w:t> </w:t>
-            </w:r>
-            <w:r>
-              <w:rPr>
-                <w:spacing w:val="-2"/>
-                <w:sz w:val="19"/>
-              </w:rPr>
-              <w:t>(0.07)</w:t>
+              <w:t>(0.05)</w:t>
             </w:r>
           </w:p>
         </w:tc>
